--- a/Entregables_pt_app/05_prototipo_ui/tests/test_05_navegacion.docx
+++ b/Entregables_pt_app/05_prototipo_ui/tests/test_05_navegacion.docx
@@ -172,7 +172,7 @@
         <w:rPr>
           <w:rStyle w:val="StringTok"/>
         </w:rPr>
-        <w:t xml:space="preserve">"testthat::test_dir('deliv/05_prototipo_ui/tests')"</w:t>
+        <w:t xml:space="preserve">"testthat::test_dir('Entregables_pt_app/05_prototipo_ui/tests')"</w:t>
       </w:r>
       <w:r>
         <w:br/>
@@ -232,7 +232,7 @@
         <w:rPr>
           <w:rStyle w:val="StringTok"/>
         </w:rPr>
-        <w:t xml:space="preserve">"deliv/05_prototipo_ui/tests"</w:t>
+        <w:t xml:space="preserve">"Entregables_pt_app/05_prototipo_ui/tests"</w:t>
       </w:r>
       <w:r>
         <w:rPr>
@@ -289,7 +289,7 @@
         <w:rPr>
           <w:rStyle w:val="StringTok"/>
         </w:rPr>
-        <w:t xml:space="preserve">"deliv/05_prototipo_ui/tests/test_05_navegacion.R"</w:t>
+        <w:t xml:space="preserve">"Entregables_pt_app/05_prototipo_ui/tests/test_05_navegacion.R"</w:t>
       </w:r>
       <w:r>
         <w:rPr>
@@ -346,7 +346,7 @@
         <w:rPr>
           <w:rStyle w:val="StringTok"/>
         </w:rPr>
-        <w:t xml:space="preserve">"deliv/05_prototipo_ui/tests/test_05_navegacion.R"</w:t>
+        <w:t xml:space="preserve">"Entregables_pt_app/05_prototipo_ui/tests/test_05_navegacion.R"</w:t>
       </w:r>
       <w:r>
         <w:rPr>
@@ -420,7 +420,7 @@
         <w:rPr>
           <w:rStyle w:val="VerbatimChar"/>
         </w:rPr>
-        <w:t xml:space="preserve">deliv/05_prototipo_ui/html/prototipo.html</w:t>
+        <w:t xml:space="preserve">Entregables_pt_app/05_prototipo_ui/html/prototipo.html</w:t>
       </w:r>
       <w:r>
         <w:t xml:space="preserve"> </w:t>
@@ -1690,7 +1690,7 @@
         <w:rPr>
           <w:rStyle w:val="VerbatimChar"/>
         </w:rPr>
-        <w:t xml:space="preserve">deliv/05_prototipo_ui/</w:t>
+        <w:t xml:space="preserve">Entregables_pt_app/05_prototipo_ui/</w:t>
       </w:r>
       <w:r>
         <w:br/>
@@ -2061,7 +2061,7 @@
         <w:rPr>
           <w:rStyle w:val="VerbatimChar"/>
         </w:rPr>
-        <w:t xml:space="preserve">testthat::test_dir("deliv/05_prototipo_ui/tests")</w:t>
+        <w:t xml:space="preserve">testthat::test_dir("Entregables_pt_app/05_prototipo_ui/tests")</w:t>
       </w:r>
       <w:r>
         <w:t xml:space="preserve">, se esperan los siguientes resultados:</w:t>
